--- a/Arquitectura de Sistemas Computacionales/Kit docente/Proyecto Integrador/Guia Docente PI - Arquitectura de Sistemas Computacionales.docx
+++ b/Arquitectura de Sistemas Computacionales/Kit docente/Proyecto Integrador/Guia Docente PI - Arquitectura de Sistemas Computacionales.docx
@@ -338,7 +338,7 @@
                 <w:color w:val="2B2B2B"/>
                 <w:sz w:val="20"/>
               </w:rPr>
-              <w:t>Cierra la entrega en ExamLab, en la fecha y la hora que usted publique: cada integrante sube el .zip + enlace del equipo</w:t>
+              <w:t>Cierra la entrega en ExamLab, en la fecha y la hora que usted publique: uno de los integrantes sube el .zip y queda para todo el equipo</w:t>
             </w:r>
           </w:p>
         </w:tc>
@@ -415,7 +415,7 @@
           <w:color w:val="2B2B2B"/>
           <w:sz w:val="22"/>
         </w:rPr>
-        <w:t>Plazo único en ExamLab: el que usted publique allí, el mismo para todos los grupos. Un solo archivo .zip —dentro puede ir cualquier tipo de archivo; máximo 50 MB—, y el repositorio de GitHub donde está el workflow, o la carpeta de Drive del equipo si el workflow se entrega solo como archivo (obligatorio). Los estudiantes tienen la carpeta «Plantilla de entrega» con la forma exacta del .zip.</w:t>
+        <w:t>Plazo único en ExamLab: el que usted publique allí, el mismo para todos los grupos. Un solo archivo .zip —dentro puede ir cualquier tipo de archivo; máximo 50 MB—, sin enlace: el campo de enlace de ExamLab está apagado y todo va dentro del .zip. Los estudiantes tienen la carpeta «Plantilla de entrega» con la forma exacta del .zip.</w:t>
       </w:r>
     </w:p>
     <w:p>
@@ -439,7 +439,7 @@
           <w:color w:val="2B2B2B"/>
           <w:sz w:val="22"/>
         </w:rPr>
-        <w:t>Cada integrante sube la entrega del equipo</w:t>
+        <w:t>Uno de los integrantes sube la entrega del equipo</w:t>
       </w:r>
       <w:r>
         <w:rPr>
@@ -448,7 +448,7 @@
           <w:color w:val="2B2B2B"/>
           <w:sz w:val="22"/>
         </w:rPr>
-        <w:t xml:space="preserve"> desde su propia cuenta: el mismo .zip y el mismo enlace; una sola entrega por estudiante.</w:t>
+        <w:t xml:space="preserve"> en ExamLab y queda para todos.</w:t>
       </w:r>
     </w:p>
     <w:p>
